--- a/az/discovery-articles/5.2 Kvant mexanikası.docx
+++ b/az/discovery-articles/5.2 Kvant mexanikası.docx
@@ -4,511 +4,338 @@
   <w:body>
     <w:p>
       <w:pPr>
-        <w:keepNext/>
-        <w:spacing w:before="280" w:after="120"/>
+        <w:pStyle w:val="Title"/>
+        <w:widowControl/>
       </w:pPr>
       <w:r>
-        <w:rPr>
-          <w:rFonts w:ascii="Calibri" w:hAnsi="Calibri" w:eastAsia="Calibri"/>
-          <w:b/>
-          <w:i w:val="0"/>
-          <w:color w:val="004E8C"/>
-          <w:sz w:val="44"/>
-        </w:rPr>
         <w:t>5.2 Kvant mexanikası</w:t>
       </w:r>
     </w:p>
     <w:p>
       <w:pPr>
-        <w:spacing w:after="80"/>
+        <w:keepNext/>
+        <w:widowControl/>
       </w:pPr>
       <w:r>
         <w:rPr>
-          <w:rFonts w:ascii="Calibri" w:hAnsi="Calibri" w:eastAsia="Calibri"/>
-          <w:b w:val="0"/>
-          <w:i/>
-          <w:color w:val="505050"/>
-          <w:sz w:val="22"/>
+          <w:sz w:val="20"/>
         </w:rPr>
-        <w:t>5. Fizika, kimya və materiallar</w:t>
-      </w:r>
-    </w:p>
-    <w:p>
-      <w:pPr>
-        <w:spacing w:after="200"/>
-      </w:pPr>
-      <w:r>
-        <w:rPr>
-          <w:rFonts w:ascii="Calibri" w:hAnsi="Calibri" w:eastAsia="Calibri"/>
-          <w:b w:val="0"/>
-          <w:i/>
-          <w:sz w:val="22"/>
-        </w:rPr>
-        <w:t>Dövr: 1900–1930-cu illər | Əsas simalar: Maks Plank; Nils Bor; Verner Heyzenberq; Ervin Şrödinger; Pol Dirak; Albert Eynşteyn</w:t>
-      </w:r>
-    </w:p>
-    <w:p>
-      <w:pPr>
-        <w:spacing w:after="160" w:line="276" w:lineRule="auto"/>
-      </w:pPr>
-      <w:r>
-        <w:rPr>
-          <w:rFonts w:ascii="Calibri" w:hAnsi="Calibri" w:eastAsia="Calibri"/>
-          <w:b w:val="0"/>
-          <w:i w:val="0"/>
-          <w:sz w:val="22"/>
-        </w:rPr>
-        <w:t>Kvant mexanikası atomların, elektronların və işığın necə davrandığını izah edir. Onun qanunları qəribə görünə bilər, lakin təcrübələr bu nəzəriyyəni fövqəladə dəqiqliklə təsdiqləyir və müasir elektronika məhz ona əsaslanır.</w:t>
+        <w:t>5 Fizika kimya və materiallar</w:t>
       </w:r>
     </w:p>
     <w:p>
       <w:pPr>
         <w:keepNext/>
-        <w:spacing w:before="240" w:after="120"/>
+        <w:widowControl/>
       </w:pPr>
       <w:r>
         <w:rPr>
-          <w:rFonts w:ascii="Calibri" w:hAnsi="Calibri" w:eastAsia="Calibri"/>
-          <w:b/>
-          <w:i w:val="0"/>
-          <w:color w:val="004E8C"/>
-          <w:sz w:val="28"/>
+          <w:sz w:val="20"/>
         </w:rPr>
-        <w:t>Əsas faktlar</w:t>
+        <w:t>Dövr: 1900–1930-cu illər | Əsas şəxslər: Maks Plank; Nils Bor; Verner Heyzenberq; Ervin Şrödinger; Pol Dirak; Albert Eynşteyn</w:t>
+      </w:r>
+    </w:p>
+    <w:p>
+      <w:pPr>
+        <w:widowControl/>
+      </w:pPr>
+      <w:r>
+        <w:t>Kvant mexanikası atomların, elektronların və işığın çox kiçik miqyasda necə davrandığını izah edir. Qaydaları qəribə görünə bilər, lakin təcrübələr onları fövqəladə dəqiqliklə təsdiqləyir və müasir elektronika onlara əsaslanır.</w:t>
+      </w:r>
+    </w:p>
+    <w:p>
+      <w:pPr>
+        <w:pStyle w:val="Heading1"/>
+        <w:widowControl/>
+      </w:pPr>
+      <w:r>
+        <w:t>Əsas məlumatlar</w:t>
       </w:r>
     </w:p>
     <w:p>
       <w:pPr>
         <w:pStyle w:val="ListBullet"/>
+        <w:widowControl/>
       </w:pPr>
       <w:r>
-        <w:rPr>
-          <w:rFonts w:ascii="Calibri" w:hAnsi="Calibri" w:eastAsia="Calibri"/>
-          <w:b w:val="0"/>
-          <w:i w:val="0"/>
-          <w:sz w:val="22"/>
-        </w:rPr>
-        <w:t>Maks Plank 1900-cü ildə istilik şüalanmasını izah etmək üçün enerji kvantları anlayışını irəli sürüb</w:t>
+        <w:t>Maks Plank 1900-cü ildə istilik şüalanmasını izah etmək üçün enerji kvantlarını təqdim etdi.</w:t>
       </w:r>
     </w:p>
     <w:p>
       <w:pPr>
         <w:pStyle w:val="ListBullet"/>
+        <w:widowControl/>
       </w:pPr>
       <w:r>
-        <w:rPr>
-          <w:rFonts w:ascii="Calibri" w:hAnsi="Calibri" w:eastAsia="Calibri"/>
-          <w:b w:val="0"/>
-          <w:i w:val="0"/>
-          <w:sz w:val="22"/>
-        </w:rPr>
-        <w:t>Eynşteyn 1905-ci ildə fotoelektrik effekti izah etmək üçün işığın fotonlardan ibarət olduğunu göstərib</w:t>
+        <w:t>Eynşteyn 1905-ci ildə fotoelektrik effekti izah etmək üçün işığa sonradan foton adlandırılan zərrəciklər kimi yanaşdı.</w:t>
       </w:r>
     </w:p>
     <w:p>
       <w:pPr>
         <w:pStyle w:val="ListBullet"/>
+        <w:widowControl/>
       </w:pPr>
       <w:r>
-        <w:rPr>
-          <w:rFonts w:ascii="Calibri" w:hAnsi="Calibri" w:eastAsia="Calibri"/>
-          <w:b w:val="0"/>
-          <w:i w:val="0"/>
-          <w:sz w:val="22"/>
-        </w:rPr>
-        <w:t>Bor, Heyzenberq, Şrödinger və başqa alimlər 1920-ci illərdə atomun kvant nəzəriyyəsini qurublar</w:t>
+        <w:t>Bor, Heyzenberq, Şrödinger və başqaları 1920-ci illərdə atomun kvant nəzəriyyəsini qurdular.</w:t>
       </w:r>
     </w:p>
     <w:p>
       <w:pPr>
         <w:pStyle w:val="ListBullet"/>
+        <w:widowControl/>
       </w:pPr>
       <w:r>
-        <w:rPr>
-          <w:rFonts w:ascii="Calibri" w:hAnsi="Calibri" w:eastAsia="Calibri"/>
-          <w:b w:val="0"/>
-          <w:i w:val="0"/>
-          <w:sz w:val="22"/>
-        </w:rPr>
-        <w:t>Qeyri-müəyyənlik prinsipi bəzi fiziki kəmiyyət cütlərinin nə qədər dəqiq bilinə biləcəyinə hədd qoyur</w:t>
+        <w:t>Qeyri-müəyyənlik prinsipi bəzi xassə cütlərini eyni vaxtda nə qədər dəqiq bilə biləcəyimizə hədd qoyur.</w:t>
       </w:r>
     </w:p>
     <w:p>
       <w:pPr>
         <w:pStyle w:val="ListBullet"/>
+        <w:widowControl/>
       </w:pPr>
       <w:r>
-        <w:rPr>
-          <w:rFonts w:ascii="Calibri" w:hAnsi="Calibri" w:eastAsia="Calibri"/>
-          <w:b w:val="0"/>
-          <w:i w:val="0"/>
-          <w:sz w:val="22"/>
-        </w:rPr>
-        <w:t>Tranzistorlar, lazerlər və MRT kvant davranışına əsaslanır</w:t>
+        <w:t>Tranzistorlar, lazerlər və maqnit-rezonans tomoqrafiyası kvant davranışına əsaslanır.</w:t>
       </w:r>
     </w:p>
     <w:p>
       <w:pPr>
-        <w:keepNext/>
-        <w:spacing w:before="240" w:after="120"/>
+        <w:pStyle w:val="Heading1"/>
+        <w:widowControl/>
       </w:pPr>
       <w:r>
-        <w:rPr>
-          <w:rFonts w:ascii="Calibri" w:hAnsi="Calibri" w:eastAsia="Calibri"/>
-          <w:b/>
-          <w:i w:val="0"/>
-          <w:color w:val="004E8C"/>
-          <w:sz w:val="28"/>
-        </w:rPr>
         <w:t>Bu nədir</w:t>
       </w:r>
     </w:p>
     <w:p>
       <w:pPr>
-        <w:spacing w:after="160" w:line="276" w:lineRule="auto"/>
+        <w:widowControl/>
       </w:pPr>
       <w:r>
-        <w:rPr>
-          <w:rFonts w:ascii="Calibri" w:hAnsi="Calibri" w:eastAsia="Calibri"/>
-          <w:b w:val="0"/>
-          <w:i w:val="0"/>
-          <w:sz w:val="22"/>
-        </w:rPr>
-        <w:t>Kvant mexanikası atomlar, elektronlar və işıq zərrəcikləri də daxil olmaqla çox kiçik obyektlərin fizikasını öyrənir. Kvant enerjinin müəyyən ölçülü payıdır. Elektron dalğa kimi geniş sahəyə yayıla, lakin detektorda tək zərrəcik kimi qeydə alına bilər. Nəzəriyyə hadisənin yeganə və qəti yolunu deyil, hər mümkün nəticənin ehtimalını hesablayır.</w:t>
+        <w:t>Kvant mexanikası atomlar, elektronlar və işıq zərrəcikləri kimi çox kiçik obyektlərin fizikasıdır. Kvant enerjinin istənilən qədər xırdalana bilən fasiləsiz axını deyil, müəyyən porsiyasıdır. Elektron hərəkət edərkən dalğa kimi yayıla, lakin detektorda bir zərrəcik kimi qeydə alına bilər. Nəzəriyyə yeganə qəti yol vəd etmir. Mümkün nəticələrin hər birinin ehtimalını hesablayır və bu ehtimallar təcrübəyə heyrətamiz dəqiqliklə uyğun gəlir.</w:t>
       </w:r>
     </w:p>
     <w:p>
       <w:pPr>
-        <w:keepNext/>
-        <w:spacing w:before="240" w:after="120"/>
+        <w:pStyle w:val="Heading1"/>
+        <w:widowControl/>
       </w:pPr>
       <w:r>
-        <w:rPr>
-          <w:rFonts w:ascii="Calibri" w:hAnsi="Calibri" w:eastAsia="Calibri"/>
-          <w:b/>
-          <w:i w:val="0"/>
-          <w:color w:val="004E8C"/>
-          <w:sz w:val="28"/>
-        </w:rPr>
-        <w:t>Onu kim kəşf və ya ixtira edib</w:t>
+        <w:t>Kim kəşf edib və ya yaradıb</w:t>
       </w:r>
     </w:p>
     <w:p>
       <w:pPr>
-        <w:spacing w:after="160" w:line="276" w:lineRule="auto"/>
+        <w:widowControl/>
       </w:pPr>
       <w:r>
-        <w:rPr>
-          <w:rFonts w:ascii="Calibri" w:hAnsi="Calibri" w:eastAsia="Calibri"/>
-          <w:b w:val="0"/>
-          <w:i w:val="0"/>
-          <w:sz w:val="22"/>
-        </w:rPr>
-        <w:t>Kvant mexanikasını bir nəfər yaratmayıb. Maks Plank 1900-cü ildə enerjinin ayrı-ayrı paylar şəklində ötürüldüyünü irəli sürdü. Albert Eynşteyn işığın metaldan elektron qoparmasını izah etmək üçün sonradan foton adlandırılan işıq kvantlarından istifadə etdi. 1920-ci illərdə Nils Bor, Verner Heyzenberq, Ervin Şrödinger, Maks Born, Pol Dirak və başqa alimlər bu ipuclarını bütöv nəzəriyyəyə çevirdilər.</w:t>
+        <w:t>Kvant mexanikasını tək bir insan yaratmayıb. Maks Plank isti cisimlərin işıq saçmasını izah etmək üçün 1900-cü ildə enerji porsiyalarını təklif etdi. Albert Eynşteyn sonradan foton adlandırılan işıq porsiyalarından fotoelektrik effekti — işığın metaldan elektron qoparmasını — izah etmək üçün istifadə etdi. 1920-ci illərdə Nils Bor, Verner Heyzenberq, Ervin Şrödinger, Maks Born, Pol Dirak və başqaları bu ipuclarını bütöv nəzəriyyəyə çevirdilər.</w:t>
       </w:r>
     </w:p>
     <w:p>
       <w:pPr>
-        <w:keepNext/>
-        <w:spacing w:before="240" w:after="120"/>
+        <w:pStyle w:val="Heading1"/>
+        <w:widowControl/>
       </w:pPr>
       <w:r>
-        <w:rPr>
-          <w:rFonts w:ascii="Calibri" w:hAnsi="Calibri" w:eastAsia="Calibri"/>
-          <w:b/>
-          <w:i w:val="0"/>
-          <w:color w:val="004E8C"/>
-          <w:sz w:val="28"/>
-        </w:rPr>
-        <w:t>Nə vaxt və necə meydana gəlib</w:t>
+        <w:t>Nə vaxt və necə yaranıb</w:t>
       </w:r>
     </w:p>
     <w:p>
       <w:pPr>
-        <w:spacing w:after="160" w:line="276" w:lineRule="auto"/>
+        <w:widowControl/>
       </w:pPr>
       <w:r>
-        <w:rPr>
-          <w:rFonts w:ascii="Calibri" w:hAnsi="Calibri" w:eastAsia="Calibri"/>
-          <w:b w:val="0"/>
-          <w:i w:val="0"/>
-          <w:sz w:val="22"/>
-        </w:rPr>
-        <w:t>Klassik fizika atomların yaydığı işığın rənglərini, qızmış cisimlərin parıltısını və fotoelektrik effekti izah edə bilmirdi. Daha dəqiq təcrübələr bu boşluqları aydın göstərdi. 1927-ci ilə qədər nəzəriyyənin riyazi əsaslarının çoxu hazırlanmışdı. Fiziklər onun mənası barədə hələ də razılığa gəlməsələr də, təcrübələr kvant mexanikasının proqnozlarını ardıcıl şəkildə təsdiqləyirdi.</w:t>
+        <w:t>Əvvəlki fizika atomların yaydığı işığın rənglərini, isti cisimlərin şüalanmasını və fotoelektrik effekti izah edə bilmirdi. Daha dəqiq təcrübələr bu boşluqları üzə çıxardı. 1927-ci ilə qədər fiziklər riyazi çərçivənin böyük hissəsini qurmuşdular. Riyaziyyatın nə məna verdiyi barədə fikir ayrılıqları qalırdı, amma təcrübələr proqnozları təsdiqləməkdə davam edirdi.</w:t>
       </w:r>
     </w:p>
     <w:p>
       <w:pPr>
-        <w:keepNext/>
-        <w:spacing w:before="240" w:after="120"/>
+        <w:pStyle w:val="Heading1"/>
+        <w:widowControl/>
       </w:pPr>
       <w:r>
-        <w:rPr>
-          <w:rFonts w:ascii="Calibri" w:hAnsi="Calibri" w:eastAsia="Calibri"/>
-          <w:b/>
-          <w:i w:val="0"/>
-          <w:color w:val="004E8C"/>
-          <w:sz w:val="28"/>
-        </w:rPr>
-        <w:t>Elmi baxımdan əhəmiyyəti</w:t>
+        <w:t>Elm üçün əhəmiyyəti</w:t>
       </w:r>
     </w:p>
     <w:p>
       <w:pPr>
-        <w:spacing w:after="160" w:line="276" w:lineRule="auto"/>
+        <w:widowControl/>
       </w:pPr>
       <w:r>
-        <w:rPr>
-          <w:rFonts w:ascii="Calibri" w:hAnsi="Calibri" w:eastAsia="Calibri"/>
-          <w:b w:val="0"/>
-          <w:i w:val="0"/>
-          <w:sz w:val="22"/>
-        </w:rPr>
-        <w:t>Kvant mexanikası atomların niyə dayanıqlı olduğunu, kimyəvi rabitələrin necə yarandığını və materialların elektrik cərəyanını niyə fərqli keçirdiyini izah etdi. Heyzenberqin qeyri-müəyyənlik prinsipinə görə koordinat və impuls kimi bəzi fiziki kəmiyyət cütlərini eyni anda ixtiyari dəqiqliklə müəyyən etmək mümkün deyil. Bu, ölçmə cihazının qüsuru deyil, təbiətin həmin miqyasdakı xüsusiyyətidir.</w:t>
+        <w:t>Nəzəriyyə atomların niyə sabit olduğunu, kimyəvi rabitələrin necə yarandığını və materialların elektriki niyə fərqli keçirdiyini izah etdi. Heyzenberqin qeyri-müəyyənlik prinsipinə görə mövqe və impuls kimi bəzi xassə cütləri eyni vaxtda tam dəqiq qiymətə malik ola bilməz. İmpuls zərrəciyin müəyyən istiqamətdə hərəkət miqdarını ifadə edir. Bu hədd sadəcə ölçü cihazının zəifliyi deyil, həmin miqyasda təbiətin xüsusiyyətidir.</w:t>
       </w:r>
     </w:p>
     <w:p>
       <w:pPr>
-        <w:keepNext/>
-        <w:spacing w:before="240" w:after="120"/>
+        <w:pStyle w:val="Heading1"/>
+        <w:widowControl/>
       </w:pPr>
       <w:r>
-        <w:rPr>
-          <w:rFonts w:ascii="Calibri" w:hAnsi="Calibri" w:eastAsia="Calibri"/>
-          <w:b/>
-          <w:i w:val="0"/>
-          <w:color w:val="004E8C"/>
-          <w:sz w:val="28"/>
-        </w:rPr>
-        <w:t>Sonrakı inkişaflara necə təsir göstərib</w:t>
+        <w:t>Sonrakı inkişafa təsiri</w:t>
       </w:r>
     </w:p>
     <w:p>
       <w:pPr>
-        <w:spacing w:after="160" w:line="276" w:lineRule="auto"/>
+        <w:widowControl/>
       </w:pPr>
       <w:r>
-        <w:rPr>
-          <w:rFonts w:ascii="Calibri" w:hAnsi="Calibri" w:eastAsia="Calibri"/>
-          <w:b w:val="0"/>
-          <w:i w:val="0"/>
-          <w:sz w:val="22"/>
-        </w:rPr>
-        <w:t>Mühəndislər kvant qanunlarından istifadə edərək tranzistorlar, lazerlər, atom saatları, MRT skanerləri və elektron mikroskopları yaratdılar. Dərman və materialların layihələndirilməsində işlədilən kompüter modelləri də bu qanunlara əsaslanır. Kvant hesablaması və kvant kriptoqrafiyası həmin qaydalardan birbaşa yararlanmağa yönələn daha yeni sahələrdir.</w:t>
+        <w:t>Mühəndislər kvant qaydaları ilə tranzistorlar, lazerlər, atom saatları, maqnit-rezonans tomoqrafları — MRT cihazları — və elektron mikroskopları yaratdılar. Bu qaydalar dərman və material hazırlamaq üçün kompüter modellərinə də istiqamət verir. Kvant hesablaması və kvant kriptoqrafiyası — məlumatın qorunması üsulları — həmin qanunlardan birbaşa istifadə etmək üzrə daha yeni təşəbbüslərdir.</w:t>
       </w:r>
     </w:p>
     <w:p>
       <w:pPr>
-        <w:keepNext/>
-        <w:spacing w:before="240" w:after="120"/>
+        <w:pStyle w:val="Heading1"/>
+        <w:widowControl/>
       </w:pPr>
       <w:r>
-        <w:rPr>
-          <w:rFonts w:ascii="Calibri" w:hAnsi="Calibri" w:eastAsia="Calibri"/>
-          <w:b/>
-          <w:i w:val="0"/>
-          <w:color w:val="004E8C"/>
-          <w:sz w:val="28"/>
-        </w:rPr>
         <w:t>İnsan həyatını necə dəyişib</w:t>
       </w:r>
     </w:p>
     <w:p>
       <w:pPr>
-        <w:spacing w:after="160" w:line="276" w:lineRule="auto"/>
+        <w:widowControl/>
       </w:pPr>
       <w:r>
-        <w:rPr>
-          <w:rFonts w:ascii="Calibri" w:hAnsi="Calibri" w:eastAsia="Calibri"/>
-          <w:b w:val="0"/>
-          <w:i w:val="0"/>
-          <w:sz w:val="22"/>
-        </w:rPr>
-        <w:t>Kvant mexanikası telefonların, kompüterlərin, LED lampaların və tibbi skanerlərin daxilində səssizcə işləyir. O, binanın bünövrəsinə bənzəyir: istifadəçilər görməsələr də, gündəlik rəqəmsal həyat onun üzərində dayanır. “Kvant” sözü reklamda tez-tez yanlış mənada işlədilir, amma həqiqi kvant elmi dəqiqdir və çoxsaylı təcrübələrlə ciddi sınaqdan keçirilib.</w:t>
+        <w:t>Kvant mexanikası telefonlarda, kompüterlərdə, işıqsaçan diodlu — LED — lampalarda və tibbi görüntüləmə cihazlarında gözə görünmədən işləyir. O, binanın təməlinə bənzəyir: istifadəçi görməsə də, gündəlik rəqəmsal həyat ona söykənir. Reklamlarda «kvant» sözü çox vaxt yanlış işlədilir, amma həqiqi elm dəqiqdir və çoxsaylı sınaqlardan keçib.</w:t>
       </w:r>
     </w:p>
     <w:p>
       <w:pPr>
-        <w:keepNext/>
-        <w:spacing w:before="240" w:after="120"/>
+        <w:pStyle w:val="Heading1"/>
+        <w:widowControl/>
       </w:pPr>
       <w:r>
-        <w:rPr>
-          <w:rFonts w:ascii="Calibri" w:hAnsi="Calibri" w:eastAsia="Calibri"/>
-          <w:b/>
-          <w:i w:val="0"/>
-          <w:color w:val="004E8C"/>
-          <w:sz w:val="28"/>
-        </w:rPr>
         <w:t>Mənbələr və istinadlar</w:t>
       </w:r>
     </w:p>
     <w:p>
       <w:pPr>
-        <w:keepNext/>
-        <w:spacing w:before="240" w:after="120"/>
+        <w:pStyle w:val="Heading2"/>
+        <w:widowControl/>
       </w:pPr>
       <w:r>
         <w:rPr>
-          <w:rFonts w:ascii="Calibri" w:hAnsi="Calibri" w:eastAsia="Calibri"/>
-          <w:b/>
-          <w:i w:val="0"/>
-          <w:color w:val="004E8C"/>
-          <w:sz w:val="24"/>
+          <w:sz w:val="20"/>
         </w:rPr>
-        <w:t>A. Kitablar və əsas elmi əsərlər</w:t>
+        <w:t>A Kitablar və əsas elmi əsərlər</w:t>
       </w:r>
     </w:p>
     <w:p>
       <w:pPr>
-        <w:spacing w:after="80"/>
-        <w:ind w:left="360"/>
+        <w:widowControl/>
       </w:pPr>
       <w:r>
         <w:rPr>
-          <w:rFonts w:ascii="Calibri" w:hAnsi="Calibri" w:eastAsia="Calibri"/>
-          <w:b w:val="0"/>
-          <w:i w:val="0"/>
-          <w:sz w:val="22"/>
+          <w:sz w:val="20"/>
         </w:rPr>
-        <w:t>1. Feynman, Richard P., Robert B. Leighton və Matthew Sands. The Feynman Lectures on Physics, Vol. III. Addison-Wesley, 1965.</w:t>
+        <w:t>1. Feynman, Richard P., Robert B. Leighton, and Matthew Sands. The Feynman Lectures on Physics, Vol. III. Addison-Wesley, 1965.</w:t>
       </w:r>
     </w:p>
     <w:p>
       <w:pPr>
-        <w:keepNext/>
-        <w:spacing w:before="240" w:after="120"/>
+        <w:pStyle w:val="Heading2"/>
+        <w:widowControl/>
       </w:pPr>
       <w:r>
         <w:rPr>
-          <w:rFonts w:ascii="Calibri" w:hAnsi="Calibri" w:eastAsia="Calibri"/>
-          <w:b/>
-          <w:i w:val="0"/>
-          <w:color w:val="004E8C"/>
-          <w:sz w:val="24"/>
+          <w:sz w:val="20"/>
         </w:rPr>
-        <w:t>C. Təşkilatların materialları və ensiklopedik mənbələr</w:t>
+        <w:t>C Qurumların materialları və ensiklopedik mənbələr</w:t>
       </w:r>
     </w:p>
     <w:p>
       <w:pPr>
-        <w:spacing w:after="80"/>
-        <w:ind w:left="360"/>
+        <w:widowControl/>
       </w:pPr>
       <w:r>
         <w:rPr>
-          <w:rFonts w:ascii="Calibri" w:hAnsi="Calibri" w:eastAsia="Calibri"/>
-          <w:b w:val="0"/>
-          <w:i w:val="0"/>
-          <w:sz w:val="22"/>
+          <w:sz w:val="20"/>
         </w:rPr>
-        <w:t>1. Encyclopaedia Britannica. “Quantum mechanics” (“Kvant mexanikası”).</w:t>
-      </w:r>
-      <w:r>
-        <w:rPr>
-          <w:rFonts w:ascii="Calibri" w:hAnsi="Calibri" w:eastAsia="Calibri"/>
-          <w:b w:val="0"/>
-          <w:i w:val="0"/>
-          <w:sz w:val="22"/>
-        </w:rPr>
-        <w:t xml:space="preserve"> </w:t>
+        <w:t xml:space="preserve">1. Encyclopaedia Britannica. 'Quantum mechanics.' </w:t>
       </w:r>
       <w:hyperlink r:id="rId9">
         <w:r>
           <w:rPr>
-            <w:rFonts w:ascii="Calibri" w:hAnsi="Calibri" w:eastAsia="Calibri"/>
-            <w:b w:val="0"/>
-            <w:i w:val="0"/>
-            <w:sz w:val="22"/>
-            <w:color w:val="0563C1"/>
-            <w:u w:val="single"/>
+            <w:sz w:val="20"/>
           </w:rPr>
           <w:t>https://www.britannica.com/science/quantum-mechanics-physics</w:t>
         </w:r>
       </w:hyperlink>
+      <w:r>
+        <w:rPr>
+          <w:sz w:val="20"/>
+        </w:rPr>
+      </w:r>
     </w:p>
     <w:p>
       <w:pPr>
-        <w:spacing w:after="80"/>
-        <w:ind w:left="360"/>
+        <w:widowControl/>
       </w:pPr>
       <w:r>
         <w:rPr>
-          <w:rFonts w:ascii="Calibri" w:hAnsi="Calibri" w:eastAsia="Calibri"/>
-          <w:b w:val="0"/>
-          <w:i w:val="0"/>
-          <w:sz w:val="22"/>
+          <w:sz w:val="20"/>
         </w:rPr>
-        <w:t>2. Stanford Encyclopedia of Philosophy. “Quantum Mechanics” (“Kvant mexanikası”).</w:t>
-      </w:r>
-      <w:r>
-        <w:rPr>
-          <w:rFonts w:ascii="Calibri" w:hAnsi="Calibri" w:eastAsia="Calibri"/>
-          <w:b w:val="0"/>
-          <w:i w:val="0"/>
-          <w:sz w:val="22"/>
-        </w:rPr>
-        <w:t xml:space="preserve"> </w:t>
+        <w:t xml:space="preserve">2. Stanford Encyclopedia of Philosophy. 'Quantum Mechanics.' </w:t>
       </w:r>
       <w:hyperlink r:id="rId10">
         <w:r>
           <w:rPr>
-            <w:rFonts w:ascii="Calibri" w:hAnsi="Calibri" w:eastAsia="Calibri"/>
-            <w:b w:val="0"/>
-            <w:i w:val="0"/>
-            <w:sz w:val="22"/>
-            <w:color w:val="0563C1"/>
-            <w:u w:val="single"/>
+            <w:sz w:val="20"/>
           </w:rPr>
           <w:t>https://plato.stanford.edu/entries/qm/</w:t>
         </w:r>
       </w:hyperlink>
+      <w:r>
+        <w:rPr>
+          <w:sz w:val="20"/>
+        </w:rPr>
+      </w:r>
     </w:p>
     <w:p>
       <w:pPr>
-        <w:spacing w:after="80"/>
-        <w:ind w:left="360"/>
+        <w:widowControl/>
       </w:pPr>
       <w:r>
         <w:rPr>
-          <w:rFonts w:ascii="Calibri" w:hAnsi="Calibri" w:eastAsia="Calibri"/>
-          <w:b w:val="0"/>
-          <w:i w:val="0"/>
-          <w:sz w:val="22"/>
+          <w:sz w:val="20"/>
         </w:rPr>
-        <w:t>3. Nobel Prize. “The Quantum Age” (“Kvant dövrü”).</w:t>
-      </w:r>
-      <w:r>
-        <w:rPr>
-          <w:rFonts w:ascii="Calibri" w:hAnsi="Calibri" w:eastAsia="Calibri"/>
-          <w:b w:val="0"/>
-          <w:i w:val="0"/>
-          <w:sz w:val="22"/>
-        </w:rPr>
-        <w:t xml:space="preserve"> </w:t>
+        <w:t xml:space="preserve">3. Nobel Prize. 'The Quantum Age.' </w:t>
       </w:r>
       <w:hyperlink r:id="rId11">
         <w:r>
           <w:rPr>
-            <w:rFonts w:ascii="Calibri" w:hAnsi="Calibri" w:eastAsia="Calibri"/>
-            <w:b w:val="0"/>
-            <w:i w:val="0"/>
-            <w:sz w:val="22"/>
-            <w:color w:val="0563C1"/>
-            <w:u w:val="single"/>
+            <w:sz w:val="20"/>
           </w:rPr>
           <w:t>https://www.nobelprize.org/prizes/themes/the-quantum-age/</w:t>
         </w:r>
       </w:hyperlink>
+      <w:r>
+        <w:rPr>
+          <w:sz w:val="20"/>
+        </w:rPr>
+      </w:r>
     </w:p>
     <w:sectPr>
-      <w:pgSz w:w="12240" w:h="15840"/>
-      <w:pgMar w:top="1296" w:right="1440" w:bottom="1296" w:left="1440" w:header="720" w:footer="720" w:gutter="0"/>
+      <w:footerReference w:type="default" r:id="rId12"/>
+      <w:pgSz w:w="11906" w:h="16838"/>
+      <w:pgMar w:top="1020" w:right="1134" w:bottom="1020" w:left="1134" w:header="720" w:footer="720" w:gutter="0"/>
       <w:cols w:space="720"/>
       <w:docGrid w:linePitch="360"/>
     </w:sectPr>
   </w:body>
 </w:document>
+</file>
+
+<file path=word/footer1.xml><?xml version="1.0" encoding="utf-8"?>
+<w:ftr xmlns:m="http://schemas.openxmlformats.org/officeDocument/2006/math" xmlns:mc="http://schemas.openxmlformats.org/markup-compatibility/2006" xmlns:mo="http://schemas.microsoft.com/office/mac/office/2008/main" xmlns:mv="urn:schemas-microsoft-com:mac:vml" xmlns:o="urn:schemas-microsoft-com:office:office" xmlns:r="http://schemas.openxmlformats.org/officeDocument/2006/relationships" xmlns:v="urn:schemas-microsoft-com:vml" xmlns:w10="urn:schemas-microsoft-com:office:word" xmlns:w14="http://schemas.microsoft.com/office/word/2010/wordml" xmlns:w="http://schemas.openxmlformats.org/wordprocessingml/2006/main" xmlns:wne="http://schemas.microsoft.com/office/word/2006/wordml" xmlns:wp14="http://schemas.microsoft.com/office/word/2010/wordprocessingDrawing" xmlns:wp="http://schemas.openxmlformats.org/drawingml/2006/wordprocessingDrawing" xmlns:wpc="http://schemas.microsoft.com/office/word/2010/wordprocessingCanvas" xmlns:wpg="http://schemas.microsoft.com/office/word/2010/wordprocessingGroup" xmlns:wpi="http://schemas.microsoft.com/office/word/2010/wordprocessingInk" xmlns:wps="http://schemas.microsoft.com/office/word/2010/wordprocessingShape" mc:Ignorable="w14 wp14">
+  <w:p>
+    <w:pPr>
+      <w:pStyle w:val="Footer"/>
+      <w:jc w:val="right"/>
+    </w:pPr>
+    <w:fldSimple w:instr="PAGE"/>
+  </w:p>
+</w:ftr>
 </file>
 
 <file path=word/numbering.xml><?xml version="1.0" encoding="utf-8"?>
@@ -719,7 +546,7 @@
   <w:docDefaults>
     <w:rPrDefault>
       <w:rPr>
-        <w:rFonts w:asciiTheme="minorHAnsi" w:eastAsiaTheme="minorEastAsia" w:hAnsiTheme="minorHAnsi" w:cstheme="minorBidi"/>
+        <w:rFonts/>
         <w:sz w:val="22"/>
         <w:szCs w:val="22"/>
         <w:lang w:val="en-US" w:eastAsia="en-US" w:bidi="ar-SA"/>
@@ -874,6 +701,15 @@
     <w:name w:val="Normal"/>
     <w:qFormat/>
     <w:rsid w:val="00FC693F"/>
+    <w:pPr>
+      <w:spacing w:after="120" w:line="259" w:lineRule="auto"/>
+    </w:pPr>
+    <w:rPr>
+      <w:rFonts w:ascii="Times New Roman" w:hAnsi="Times New Roman"/>
+      <w:color w:val="000000"/>
+      <w:sz w:val="24"/>
+      <w:lang w:val="az-Latn-AZ"/>
+    </w:rPr>
   </w:style>
   <w:style w:type="paragraph" w:styleId="Header">
     <w:name w:val="header"/>
@@ -930,16 +766,17 @@
     <w:pPr>
       <w:keepNext/>
       <w:keepLines/>
-      <w:spacing w:before="480" w:after="0"/>
+      <w:spacing w:before="480" w:after="120" w:line="259" w:lineRule="auto"/>
       <w:outlineLvl w:val="0"/>
     </w:pPr>
     <w:rPr>
-      <w:rFonts w:asciiTheme="majorHAnsi" w:eastAsiaTheme="majorEastAsia" w:hAnsiTheme="majorHAnsi" w:cstheme="majorBidi"/>
+      <w:rFonts w:ascii="Times New Roman" w:hAnsi="Times New Roman"/>
       <w:b/>
       <w:bCs/>
-      <w:color w:val="365F91" w:themeColor="accent1" w:themeShade="BF"/>
-      <w:sz w:val="28"/>
+      <w:color w:val="000000"/>
+      <w:sz w:val="26"/>
       <w:szCs w:val="28"/>
+      <w:lang w:val="az-Latn-AZ"/>
     </w:rPr>
   </w:style>
   <w:style w:type="paragraph" w:styleId="Heading2">
@@ -954,16 +791,17 @@
     <w:pPr>
       <w:keepNext/>
       <w:keepLines/>
-      <w:spacing w:before="200" w:after="0"/>
+      <w:spacing w:before="200" w:after="120" w:line="259" w:lineRule="auto"/>
       <w:outlineLvl w:val="1"/>
     </w:pPr>
     <w:rPr>
-      <w:rFonts w:asciiTheme="majorHAnsi" w:eastAsiaTheme="majorEastAsia" w:hAnsiTheme="majorHAnsi" w:cstheme="majorBidi"/>
+      <w:rFonts w:ascii="Times New Roman" w:hAnsi="Times New Roman"/>
       <w:b/>
       <w:bCs/>
-      <w:color w:val="4F81BD" w:themeColor="accent1"/>
+      <w:color w:val="000000"/>
       <w:sz w:val="26"/>
       <w:szCs w:val="26"/>
+      <w:lang w:val="az-Latn-AZ"/>
     </w:rPr>
   </w:style>
   <w:style w:type="paragraph" w:styleId="Heading3">
@@ -982,7 +820,7 @@
       <w:outlineLvl w:val="2"/>
     </w:pPr>
     <w:rPr>
-      <w:rFonts w:asciiTheme="majorHAnsi" w:eastAsiaTheme="majorEastAsia" w:hAnsiTheme="majorHAnsi" w:cstheme="majorBidi"/>
+      <w:rFonts/>
       <w:b/>
       <w:bCs/>
       <w:color w:val="4F81BD" w:themeColor="accent1"/>
@@ -1005,7 +843,7 @@
       <w:outlineLvl w:val="3"/>
     </w:pPr>
     <w:rPr>
-      <w:rFonts w:asciiTheme="majorHAnsi" w:eastAsiaTheme="majorEastAsia" w:hAnsiTheme="majorHAnsi" w:cstheme="majorBidi"/>
+      <w:rFonts/>
       <w:b/>
       <w:bCs/>
       <w:i/>
@@ -1030,7 +868,7 @@
       <w:outlineLvl w:val="4"/>
     </w:pPr>
     <w:rPr>
-      <w:rFonts w:asciiTheme="majorHAnsi" w:eastAsiaTheme="majorEastAsia" w:hAnsiTheme="majorHAnsi" w:cstheme="majorBidi"/>
+      <w:rFonts/>
       <w:color w:val="243F60" w:themeColor="accent1" w:themeShade="7F"/>
     </w:rPr>
   </w:style>
@@ -1051,7 +889,7 @@
       <w:outlineLvl w:val="5"/>
     </w:pPr>
     <w:rPr>
-      <w:rFonts w:asciiTheme="majorHAnsi" w:eastAsiaTheme="majorEastAsia" w:hAnsiTheme="majorHAnsi" w:cstheme="majorBidi"/>
+      <w:rFonts/>
       <w:i/>
       <w:iCs/>
       <w:color w:val="243F60" w:themeColor="accent1" w:themeShade="7F"/>
@@ -1074,7 +912,7 @@
       <w:outlineLvl w:val="6"/>
     </w:pPr>
     <w:rPr>
-      <w:rFonts w:asciiTheme="majorHAnsi" w:eastAsiaTheme="majorEastAsia" w:hAnsiTheme="majorHAnsi" w:cstheme="majorBidi"/>
+      <w:rFonts/>
       <w:i/>
       <w:iCs/>
       <w:color w:val="404040" w:themeColor="text1" w:themeTint="BF"/>
@@ -1097,7 +935,7 @@
       <w:outlineLvl w:val="7"/>
     </w:pPr>
     <w:rPr>
-      <w:rFonts w:asciiTheme="majorHAnsi" w:eastAsiaTheme="majorEastAsia" w:hAnsiTheme="majorHAnsi" w:cstheme="majorBidi"/>
+      <w:rFonts/>
       <w:color w:val="4F81BD" w:themeColor="accent1"/>
       <w:sz w:val="20"/>
       <w:szCs w:val="20"/>
@@ -1120,7 +958,7 @@
       <w:outlineLvl w:val="8"/>
     </w:pPr>
     <w:rPr>
-      <w:rFonts w:asciiTheme="majorHAnsi" w:eastAsiaTheme="majorEastAsia" w:hAnsiTheme="majorHAnsi" w:cstheme="majorBidi"/>
+      <w:rFonts/>
       <w:i/>
       <w:iCs/>
       <w:color w:val="404040" w:themeColor="text1" w:themeTint="BF"/>
@@ -1171,7 +1009,7 @@
     <w:uiPriority w:val="9"/>
     <w:rsid w:val="00FC693F"/>
     <w:rPr>
-      <w:rFonts w:asciiTheme="majorHAnsi" w:eastAsiaTheme="majorEastAsia" w:hAnsiTheme="majorHAnsi" w:cstheme="majorBidi"/>
+      <w:rFonts/>
       <w:b/>
       <w:bCs/>
       <w:color w:val="365F91" w:themeColor="accent1" w:themeShade="BF"/>
@@ -1186,7 +1024,7 @@
     <w:uiPriority w:val="9"/>
     <w:rsid w:val="00FC693F"/>
     <w:rPr>
-      <w:rFonts w:asciiTheme="majorHAnsi" w:eastAsiaTheme="majorEastAsia" w:hAnsiTheme="majorHAnsi" w:cstheme="majorBidi"/>
+      <w:rFonts/>
       <w:b/>
       <w:bCs/>
       <w:color w:val="4F81BD" w:themeColor="accent1"/>
@@ -1201,7 +1039,7 @@
     <w:uiPriority w:val="9"/>
     <w:rsid w:val="00FC693F"/>
     <w:rPr>
-      <w:rFonts w:asciiTheme="majorHAnsi" w:eastAsiaTheme="majorEastAsia" w:hAnsiTheme="majorHAnsi" w:cstheme="majorBidi"/>
+      <w:rFonts/>
       <w:b/>
       <w:bCs/>
       <w:color w:val="4F81BD" w:themeColor="accent1"/>
@@ -1216,19 +1054,17 @@
     <w:qFormat/>
     <w:rsid w:val="00FC693F"/>
     <w:pPr>
-      <w:pBdr>
-        <w:bottom w:val="single" w:sz="8" w:space="4" w:color="4F81BD" w:themeColor="accent1"/>
-      </w:pBdr>
-      <w:spacing w:after="300" w:line="240" w:lineRule="auto"/>
+      <w:spacing w:after="120" w:line="259" w:lineRule="auto"/>
       <w:contextualSpacing/>
     </w:pPr>
     <w:rPr>
-      <w:rFonts w:asciiTheme="majorHAnsi" w:eastAsiaTheme="majorEastAsia" w:hAnsiTheme="majorHAnsi" w:cstheme="majorBidi"/>
-      <w:color w:val="17365D" w:themeColor="text2" w:themeShade="BF"/>
+      <w:rFonts w:ascii="Times New Roman" w:hAnsi="Times New Roman"/>
+      <w:color w:val="000000"/>
       <w:spacing w:val="5"/>
       <w:kern w:val="28"/>
-      <w:sz w:val="52"/>
+      <w:sz w:val="40"/>
       <w:szCs w:val="52"/>
+      <w:lang w:val="az-Latn-AZ"/>
     </w:rPr>
   </w:style>
   <w:style w:type="character" w:customStyle="1" w:styleId="TitleChar">
@@ -1238,7 +1074,7 @@
     <w:uiPriority w:val="10"/>
     <w:rsid w:val="00FC693F"/>
     <w:rPr>
-      <w:rFonts w:asciiTheme="majorHAnsi" w:eastAsiaTheme="majorEastAsia" w:hAnsiTheme="majorHAnsi" w:cstheme="majorBidi"/>
+      <w:rFonts/>
       <w:color w:val="17365D" w:themeColor="text2" w:themeShade="BF"/>
       <w:spacing w:val="5"/>
       <w:kern w:val="28"/>
@@ -1260,7 +1096,7 @@
       </w:numPr>
     </w:pPr>
     <w:rPr>
-      <w:rFonts w:asciiTheme="majorHAnsi" w:eastAsiaTheme="majorEastAsia" w:hAnsiTheme="majorHAnsi" w:cstheme="majorBidi"/>
+      <w:rFonts/>
       <w:i/>
       <w:iCs/>
       <w:color w:val="4F81BD" w:themeColor="accent1"/>
@@ -1276,7 +1112,7 @@
     <w:uiPriority w:val="11"/>
     <w:rsid w:val="00FC693F"/>
     <w:rPr>
-      <w:rFonts w:asciiTheme="majorHAnsi" w:eastAsiaTheme="majorEastAsia" w:hAnsiTheme="majorHAnsi" w:cstheme="majorBidi"/>
+      <w:rFonts/>
       <w:i/>
       <w:iCs/>
       <w:color w:val="4F81BD" w:themeColor="accent1"/>
@@ -1401,8 +1237,15 @@
       <w:numPr>
         <w:numId w:val="1"/>
       </w:numPr>
+      <w:spacing w:after="120" w:line="259" w:lineRule="auto"/>
       <w:contextualSpacing/>
     </w:pPr>
+    <w:rPr>
+      <w:rFonts w:ascii="Times New Roman" w:hAnsi="Times New Roman"/>
+      <w:color w:val="000000"/>
+      <w:sz w:val="24"/>
+      <w:lang w:val="az-Latn-AZ"/>
+    </w:rPr>
   </w:style>
   <w:style w:type="paragraph" w:styleId="ListBullet2">
     <w:name w:val="List Bullet 2"/>
@@ -1574,7 +1417,7 @@
     <w:semiHidden/>
     <w:rsid w:val="00FC693F"/>
     <w:rPr>
-      <w:rFonts w:asciiTheme="majorHAnsi" w:eastAsiaTheme="majorEastAsia" w:hAnsiTheme="majorHAnsi" w:cstheme="majorBidi"/>
+      <w:rFonts/>
       <w:b/>
       <w:bCs/>
       <w:i/>
@@ -1590,7 +1433,7 @@
     <w:semiHidden/>
     <w:rsid w:val="00FC693F"/>
     <w:rPr>
-      <w:rFonts w:asciiTheme="majorHAnsi" w:eastAsiaTheme="majorEastAsia" w:hAnsiTheme="majorHAnsi" w:cstheme="majorBidi"/>
+      <w:rFonts/>
       <w:color w:val="243F60" w:themeColor="accent1" w:themeShade="7F"/>
     </w:rPr>
   </w:style>
@@ -1602,7 +1445,7 @@
     <w:semiHidden/>
     <w:rsid w:val="00FC693F"/>
     <w:rPr>
-      <w:rFonts w:asciiTheme="majorHAnsi" w:eastAsiaTheme="majorEastAsia" w:hAnsiTheme="majorHAnsi" w:cstheme="majorBidi"/>
+      <w:rFonts/>
       <w:i/>
       <w:iCs/>
       <w:color w:val="243F60" w:themeColor="accent1" w:themeShade="7F"/>
@@ -1616,7 +1459,7 @@
     <w:semiHidden/>
     <w:rsid w:val="00FC693F"/>
     <w:rPr>
-      <w:rFonts w:asciiTheme="majorHAnsi" w:eastAsiaTheme="majorEastAsia" w:hAnsiTheme="majorHAnsi" w:cstheme="majorBidi"/>
+      <w:rFonts/>
       <w:i/>
       <w:iCs/>
       <w:color w:val="404040" w:themeColor="text1" w:themeTint="BF"/>
@@ -1630,7 +1473,7 @@
     <w:semiHidden/>
     <w:rsid w:val="00FC693F"/>
     <w:rPr>
-      <w:rFonts w:asciiTheme="majorHAnsi" w:eastAsiaTheme="majorEastAsia" w:hAnsiTheme="majorHAnsi" w:cstheme="majorBidi"/>
+      <w:rFonts/>
       <w:color w:val="4F81BD" w:themeColor="accent1"/>
       <w:sz w:val="20"/>
       <w:szCs w:val="20"/>
@@ -1644,7 +1487,7 @@
     <w:semiHidden/>
     <w:rsid w:val="00FC693F"/>
     <w:rPr>
-      <w:rFonts w:asciiTheme="majorHAnsi" w:eastAsiaTheme="majorEastAsia" w:hAnsiTheme="majorHAnsi" w:cstheme="majorBidi"/>
+      <w:rFonts/>
       <w:i/>
       <w:iCs/>
       <w:color w:val="404040" w:themeColor="text1" w:themeTint="BF"/>
@@ -1703,9 +1546,6 @@
     <w:qFormat/>
     <w:rsid w:val="00FC693F"/>
     <w:pPr>
-      <w:pBdr>
-        <w:bottom w:val="single" w:sz="4" w:space="4" w:color="4F81BD" w:themeColor="accent1"/>
-      </w:pBdr>
       <w:spacing w:before="200" w:after="280"/>
       <w:ind w:left="936" w:right="936"/>
     </w:pPr>
@@ -3233,7 +3073,7 @@
         <w:spacing w:before="0" w:after="0" w:line="240" w:lineRule="auto"/>
       </w:pPr>
       <w:rPr>
-        <w:rFonts w:asciiTheme="majorHAnsi" w:eastAsiaTheme="majorEastAsia" w:hAnsiTheme="majorHAnsi" w:cstheme="majorBidi"/>
+        <w:rFonts/>
         <w:b/>
         <w:bCs/>
       </w:rPr>
@@ -3254,7 +3094,7 @@
         <w:spacing w:before="0" w:after="0" w:line="240" w:lineRule="auto"/>
       </w:pPr>
       <w:rPr>
-        <w:rFonts w:asciiTheme="majorHAnsi" w:eastAsiaTheme="majorEastAsia" w:hAnsiTheme="majorHAnsi" w:cstheme="majorBidi"/>
+        <w:rFonts/>
         <w:b/>
         <w:bCs/>
       </w:rPr>
@@ -3272,14 +3112,14 @@
     </w:tblStylePr>
     <w:tblStylePr w:type="firstCol">
       <w:rPr>
-        <w:rFonts w:asciiTheme="majorHAnsi" w:eastAsiaTheme="majorEastAsia" w:hAnsiTheme="majorHAnsi" w:cstheme="majorBidi"/>
+        <w:rFonts/>
         <w:b/>
         <w:bCs/>
       </w:rPr>
     </w:tblStylePr>
     <w:tblStylePr w:type="lastCol">
       <w:rPr>
-        <w:rFonts w:asciiTheme="majorHAnsi" w:eastAsiaTheme="majorEastAsia" w:hAnsiTheme="majorHAnsi" w:cstheme="majorBidi"/>
+        <w:rFonts/>
         <w:b/>
         <w:bCs/>
       </w:rPr>
@@ -3363,7 +3203,7 @@
         <w:spacing w:before="0" w:after="0" w:line="240" w:lineRule="auto"/>
       </w:pPr>
       <w:rPr>
-        <w:rFonts w:asciiTheme="majorHAnsi" w:eastAsiaTheme="majorEastAsia" w:hAnsiTheme="majorHAnsi" w:cstheme="majorBidi"/>
+        <w:rFonts/>
         <w:b/>
         <w:bCs/>
       </w:rPr>
@@ -3384,7 +3224,7 @@
         <w:spacing w:before="0" w:after="0" w:line="240" w:lineRule="auto"/>
       </w:pPr>
       <w:rPr>
-        <w:rFonts w:asciiTheme="majorHAnsi" w:eastAsiaTheme="majorEastAsia" w:hAnsiTheme="majorHAnsi" w:cstheme="majorBidi"/>
+        <w:rFonts/>
         <w:b/>
         <w:bCs/>
       </w:rPr>
@@ -3402,14 +3242,14 @@
     </w:tblStylePr>
     <w:tblStylePr w:type="firstCol">
       <w:rPr>
-        <w:rFonts w:asciiTheme="majorHAnsi" w:eastAsiaTheme="majorEastAsia" w:hAnsiTheme="majorHAnsi" w:cstheme="majorBidi"/>
+        <w:rFonts/>
         <w:b/>
         <w:bCs/>
       </w:rPr>
     </w:tblStylePr>
     <w:tblStylePr w:type="lastCol">
       <w:rPr>
-        <w:rFonts w:asciiTheme="majorHAnsi" w:eastAsiaTheme="majorEastAsia" w:hAnsiTheme="majorHAnsi" w:cstheme="majorBidi"/>
+        <w:rFonts/>
         <w:b/>
         <w:bCs/>
       </w:rPr>
@@ -3493,7 +3333,7 @@
         <w:spacing w:before="0" w:after="0" w:line="240" w:lineRule="auto"/>
       </w:pPr>
       <w:rPr>
-        <w:rFonts w:asciiTheme="majorHAnsi" w:eastAsiaTheme="majorEastAsia" w:hAnsiTheme="majorHAnsi" w:cstheme="majorBidi"/>
+        <w:rFonts/>
         <w:b/>
         <w:bCs/>
       </w:rPr>
@@ -3514,7 +3354,7 @@
         <w:spacing w:before="0" w:after="0" w:line="240" w:lineRule="auto"/>
       </w:pPr>
       <w:rPr>
-        <w:rFonts w:asciiTheme="majorHAnsi" w:eastAsiaTheme="majorEastAsia" w:hAnsiTheme="majorHAnsi" w:cstheme="majorBidi"/>
+        <w:rFonts/>
         <w:b/>
         <w:bCs/>
       </w:rPr>
@@ -3532,14 +3372,14 @@
     </w:tblStylePr>
     <w:tblStylePr w:type="firstCol">
       <w:rPr>
-        <w:rFonts w:asciiTheme="majorHAnsi" w:eastAsiaTheme="majorEastAsia" w:hAnsiTheme="majorHAnsi" w:cstheme="majorBidi"/>
+        <w:rFonts/>
         <w:b/>
         <w:bCs/>
       </w:rPr>
     </w:tblStylePr>
     <w:tblStylePr w:type="lastCol">
       <w:rPr>
-        <w:rFonts w:asciiTheme="majorHAnsi" w:eastAsiaTheme="majorEastAsia" w:hAnsiTheme="majorHAnsi" w:cstheme="majorBidi"/>
+        <w:rFonts/>
         <w:b/>
         <w:bCs/>
       </w:rPr>
@@ -3623,7 +3463,7 @@
         <w:spacing w:before="0" w:after="0" w:line="240" w:lineRule="auto"/>
       </w:pPr>
       <w:rPr>
-        <w:rFonts w:asciiTheme="majorHAnsi" w:eastAsiaTheme="majorEastAsia" w:hAnsiTheme="majorHAnsi" w:cstheme="majorBidi"/>
+        <w:rFonts/>
         <w:b/>
         <w:bCs/>
       </w:rPr>
@@ -3644,7 +3484,7 @@
         <w:spacing w:before="0" w:after="0" w:line="240" w:lineRule="auto"/>
       </w:pPr>
       <w:rPr>
-        <w:rFonts w:asciiTheme="majorHAnsi" w:eastAsiaTheme="majorEastAsia" w:hAnsiTheme="majorHAnsi" w:cstheme="majorBidi"/>
+        <w:rFonts/>
         <w:b/>
         <w:bCs/>
       </w:rPr>
@@ -3662,14 +3502,14 @@
     </w:tblStylePr>
     <w:tblStylePr w:type="firstCol">
       <w:rPr>
-        <w:rFonts w:asciiTheme="majorHAnsi" w:eastAsiaTheme="majorEastAsia" w:hAnsiTheme="majorHAnsi" w:cstheme="majorBidi"/>
+        <w:rFonts/>
         <w:b/>
         <w:bCs/>
       </w:rPr>
     </w:tblStylePr>
     <w:tblStylePr w:type="lastCol">
       <w:rPr>
-        <w:rFonts w:asciiTheme="majorHAnsi" w:eastAsiaTheme="majorEastAsia" w:hAnsiTheme="majorHAnsi" w:cstheme="majorBidi"/>
+        <w:rFonts/>
         <w:b/>
         <w:bCs/>
       </w:rPr>
@@ -3753,7 +3593,7 @@
         <w:spacing w:before="0" w:after="0" w:line="240" w:lineRule="auto"/>
       </w:pPr>
       <w:rPr>
-        <w:rFonts w:asciiTheme="majorHAnsi" w:eastAsiaTheme="majorEastAsia" w:hAnsiTheme="majorHAnsi" w:cstheme="majorBidi"/>
+        <w:rFonts/>
         <w:b/>
         <w:bCs/>
       </w:rPr>
@@ -3774,7 +3614,7 @@
         <w:spacing w:before="0" w:after="0" w:line="240" w:lineRule="auto"/>
       </w:pPr>
       <w:rPr>
-        <w:rFonts w:asciiTheme="majorHAnsi" w:eastAsiaTheme="majorEastAsia" w:hAnsiTheme="majorHAnsi" w:cstheme="majorBidi"/>
+        <w:rFonts/>
         <w:b/>
         <w:bCs/>
       </w:rPr>
@@ -3792,14 +3632,14 @@
     </w:tblStylePr>
     <w:tblStylePr w:type="firstCol">
       <w:rPr>
-        <w:rFonts w:asciiTheme="majorHAnsi" w:eastAsiaTheme="majorEastAsia" w:hAnsiTheme="majorHAnsi" w:cstheme="majorBidi"/>
+        <w:rFonts/>
         <w:b/>
         <w:bCs/>
       </w:rPr>
     </w:tblStylePr>
     <w:tblStylePr w:type="lastCol">
       <w:rPr>
-        <w:rFonts w:asciiTheme="majorHAnsi" w:eastAsiaTheme="majorEastAsia" w:hAnsiTheme="majorHAnsi" w:cstheme="majorBidi"/>
+        <w:rFonts/>
         <w:b/>
         <w:bCs/>
       </w:rPr>
@@ -3883,7 +3723,7 @@
         <w:spacing w:before="0" w:after="0" w:line="240" w:lineRule="auto"/>
       </w:pPr>
       <w:rPr>
-        <w:rFonts w:asciiTheme="majorHAnsi" w:eastAsiaTheme="majorEastAsia" w:hAnsiTheme="majorHAnsi" w:cstheme="majorBidi"/>
+        <w:rFonts/>
         <w:b/>
         <w:bCs/>
       </w:rPr>
@@ -3904,7 +3744,7 @@
         <w:spacing w:before="0" w:after="0" w:line="240" w:lineRule="auto"/>
       </w:pPr>
       <w:rPr>
-        <w:rFonts w:asciiTheme="majorHAnsi" w:eastAsiaTheme="majorEastAsia" w:hAnsiTheme="majorHAnsi" w:cstheme="majorBidi"/>
+        <w:rFonts/>
         <w:b/>
         <w:bCs/>
       </w:rPr>
@@ -3922,14 +3762,14 @@
     </w:tblStylePr>
     <w:tblStylePr w:type="firstCol">
       <w:rPr>
-        <w:rFonts w:asciiTheme="majorHAnsi" w:eastAsiaTheme="majorEastAsia" w:hAnsiTheme="majorHAnsi" w:cstheme="majorBidi"/>
+        <w:rFonts/>
         <w:b/>
         <w:bCs/>
       </w:rPr>
     </w:tblStylePr>
     <w:tblStylePr w:type="lastCol">
       <w:rPr>
-        <w:rFonts w:asciiTheme="majorHAnsi" w:eastAsiaTheme="majorEastAsia" w:hAnsiTheme="majorHAnsi" w:cstheme="majorBidi"/>
+        <w:rFonts/>
         <w:b/>
         <w:bCs/>
       </w:rPr>
@@ -4013,7 +3853,7 @@
         <w:spacing w:before="0" w:after="0" w:line="240" w:lineRule="auto"/>
       </w:pPr>
       <w:rPr>
-        <w:rFonts w:asciiTheme="majorHAnsi" w:eastAsiaTheme="majorEastAsia" w:hAnsiTheme="majorHAnsi" w:cstheme="majorBidi"/>
+        <w:rFonts/>
         <w:b/>
         <w:bCs/>
       </w:rPr>
@@ -4034,7 +3874,7 @@
         <w:spacing w:before="0" w:after="0" w:line="240" w:lineRule="auto"/>
       </w:pPr>
       <w:rPr>
-        <w:rFonts w:asciiTheme="majorHAnsi" w:eastAsiaTheme="majorEastAsia" w:hAnsiTheme="majorHAnsi" w:cstheme="majorBidi"/>
+        <w:rFonts/>
         <w:b/>
         <w:bCs/>
       </w:rPr>
@@ -4052,14 +3892,14 @@
     </w:tblStylePr>
     <w:tblStylePr w:type="firstCol">
       <w:rPr>
-        <w:rFonts w:asciiTheme="majorHAnsi" w:eastAsiaTheme="majorEastAsia" w:hAnsiTheme="majorHAnsi" w:cstheme="majorBidi"/>
+        <w:rFonts/>
         <w:b/>
         <w:bCs/>
       </w:rPr>
     </w:tblStylePr>
     <w:tblStylePr w:type="lastCol">
       <w:rPr>
-        <w:rFonts w:asciiTheme="majorHAnsi" w:eastAsiaTheme="majorEastAsia" w:hAnsiTheme="majorHAnsi" w:cstheme="majorBidi"/>
+        <w:rFonts/>
         <w:b/>
         <w:bCs/>
       </w:rPr>
@@ -5924,7 +5764,7 @@
     </w:tblPr>
     <w:tblStylePr w:type="firstRow">
       <w:rPr>
-        <w:rFonts w:asciiTheme="majorHAnsi" w:eastAsiaTheme="majorEastAsia" w:hAnsiTheme="majorHAnsi" w:cstheme="majorBidi"/>
+        <w:rFonts/>
       </w:rPr>
       <w:tblPr/>
       <w:tcPr>
@@ -6008,7 +5848,7 @@
     </w:tblPr>
     <w:tblStylePr w:type="firstRow">
       <w:rPr>
-        <w:rFonts w:asciiTheme="majorHAnsi" w:eastAsiaTheme="majorEastAsia" w:hAnsiTheme="majorHAnsi" w:cstheme="majorBidi"/>
+        <w:rFonts/>
       </w:rPr>
       <w:tblPr/>
       <w:tcPr>
@@ -6092,7 +5932,7 @@
     </w:tblPr>
     <w:tblStylePr w:type="firstRow">
       <w:rPr>
-        <w:rFonts w:asciiTheme="majorHAnsi" w:eastAsiaTheme="majorEastAsia" w:hAnsiTheme="majorHAnsi" w:cstheme="majorBidi"/>
+        <w:rFonts/>
       </w:rPr>
       <w:tblPr/>
       <w:tcPr>
@@ -6176,7 +6016,7 @@
     </w:tblPr>
     <w:tblStylePr w:type="firstRow">
       <w:rPr>
-        <w:rFonts w:asciiTheme="majorHAnsi" w:eastAsiaTheme="majorEastAsia" w:hAnsiTheme="majorHAnsi" w:cstheme="majorBidi"/>
+        <w:rFonts/>
       </w:rPr>
       <w:tblPr/>
       <w:tcPr>
@@ -6260,7 +6100,7 @@
     </w:tblPr>
     <w:tblStylePr w:type="firstRow">
       <w:rPr>
-        <w:rFonts w:asciiTheme="majorHAnsi" w:eastAsiaTheme="majorEastAsia" w:hAnsiTheme="majorHAnsi" w:cstheme="majorBidi"/>
+        <w:rFonts/>
       </w:rPr>
       <w:tblPr/>
       <w:tcPr>
@@ -6344,7 +6184,7 @@
     </w:tblPr>
     <w:tblStylePr w:type="firstRow">
       <w:rPr>
-        <w:rFonts w:asciiTheme="majorHAnsi" w:eastAsiaTheme="majorEastAsia" w:hAnsiTheme="majorHAnsi" w:cstheme="majorBidi"/>
+        <w:rFonts/>
       </w:rPr>
       <w:tblPr/>
       <w:tcPr>
@@ -6428,7 +6268,7 @@
     </w:tblPr>
     <w:tblStylePr w:type="firstRow">
       <w:rPr>
-        <w:rFonts w:asciiTheme="majorHAnsi" w:eastAsiaTheme="majorEastAsia" w:hAnsiTheme="majorHAnsi" w:cstheme="majorBidi"/>
+        <w:rFonts/>
       </w:rPr>
       <w:tblPr/>
       <w:tcPr>
@@ -6493,7 +6333,7 @@
       <w:spacing w:after="0" w:line="240" w:lineRule="auto"/>
     </w:pPr>
     <w:rPr>
-      <w:rFonts w:asciiTheme="majorHAnsi" w:eastAsiaTheme="majorEastAsia" w:hAnsiTheme="majorHAnsi" w:cstheme="majorBidi"/>
+      <w:rFonts/>
       <w:color w:val="000000" w:themeColor="text1"/>
     </w:rPr>
     <w:tblPr>
@@ -6621,7 +6461,7 @@
       <w:spacing w:after="0" w:line="240" w:lineRule="auto"/>
     </w:pPr>
     <w:rPr>
-      <w:rFonts w:asciiTheme="majorHAnsi" w:eastAsiaTheme="majorEastAsia" w:hAnsiTheme="majorHAnsi" w:cstheme="majorBidi"/>
+      <w:rFonts/>
       <w:color w:val="000000" w:themeColor="text1"/>
     </w:rPr>
     <w:tblPr>
@@ -6749,7 +6589,7 @@
       <w:spacing w:after="0" w:line="240" w:lineRule="auto"/>
     </w:pPr>
     <w:rPr>
-      <w:rFonts w:asciiTheme="majorHAnsi" w:eastAsiaTheme="majorEastAsia" w:hAnsiTheme="majorHAnsi" w:cstheme="majorBidi"/>
+      <w:rFonts/>
       <w:color w:val="000000" w:themeColor="text1"/>
     </w:rPr>
     <w:tblPr>
@@ -6877,7 +6717,7 @@
       <w:spacing w:after="0" w:line="240" w:lineRule="auto"/>
     </w:pPr>
     <w:rPr>
-      <w:rFonts w:asciiTheme="majorHAnsi" w:eastAsiaTheme="majorEastAsia" w:hAnsiTheme="majorHAnsi" w:cstheme="majorBidi"/>
+      <w:rFonts/>
       <w:color w:val="000000" w:themeColor="text1"/>
     </w:rPr>
     <w:tblPr>
@@ -7005,7 +6845,7 @@
       <w:spacing w:after="0" w:line="240" w:lineRule="auto"/>
     </w:pPr>
     <w:rPr>
-      <w:rFonts w:asciiTheme="majorHAnsi" w:eastAsiaTheme="majorEastAsia" w:hAnsiTheme="majorHAnsi" w:cstheme="majorBidi"/>
+      <w:rFonts/>
       <w:color w:val="000000" w:themeColor="text1"/>
     </w:rPr>
     <w:tblPr>
@@ -7133,7 +6973,7 @@
       <w:spacing w:after="0" w:line="240" w:lineRule="auto"/>
     </w:pPr>
     <w:rPr>
-      <w:rFonts w:asciiTheme="majorHAnsi" w:eastAsiaTheme="majorEastAsia" w:hAnsiTheme="majorHAnsi" w:cstheme="majorBidi"/>
+      <w:rFonts/>
       <w:color w:val="000000" w:themeColor="text1"/>
     </w:rPr>
     <w:tblPr>
@@ -7261,7 +7101,7 @@
       <w:spacing w:after="0" w:line="240" w:lineRule="auto"/>
     </w:pPr>
     <w:rPr>
-      <w:rFonts w:asciiTheme="majorHAnsi" w:eastAsiaTheme="majorEastAsia" w:hAnsiTheme="majorHAnsi" w:cstheme="majorBidi"/>
+      <w:rFonts/>
       <w:color w:val="000000" w:themeColor="text1"/>
     </w:rPr>
     <w:tblPr>
@@ -7900,7 +7740,7 @@
       <w:spacing w:after="0" w:line="240" w:lineRule="auto"/>
     </w:pPr>
     <w:rPr>
-      <w:rFonts w:asciiTheme="majorHAnsi" w:eastAsiaTheme="majorEastAsia" w:hAnsiTheme="majorHAnsi" w:cstheme="majorBidi"/>
+      <w:rFonts/>
       <w:color w:val="000000" w:themeColor="text1"/>
     </w:rPr>
     <w:tblPr>
@@ -8025,7 +7865,7 @@
       <w:spacing w:after="0" w:line="240" w:lineRule="auto"/>
     </w:pPr>
     <w:rPr>
-      <w:rFonts w:asciiTheme="majorHAnsi" w:eastAsiaTheme="majorEastAsia" w:hAnsiTheme="majorHAnsi" w:cstheme="majorBidi"/>
+      <w:rFonts/>
       <w:color w:val="000000" w:themeColor="text1"/>
     </w:rPr>
     <w:tblPr>
@@ -8150,7 +7990,7 @@
       <w:spacing w:after="0" w:line="240" w:lineRule="auto"/>
     </w:pPr>
     <w:rPr>
-      <w:rFonts w:asciiTheme="majorHAnsi" w:eastAsiaTheme="majorEastAsia" w:hAnsiTheme="majorHAnsi" w:cstheme="majorBidi"/>
+      <w:rFonts/>
       <w:color w:val="000000" w:themeColor="text1"/>
     </w:rPr>
     <w:tblPr>
@@ -8275,7 +8115,7 @@
       <w:spacing w:after="0" w:line="240" w:lineRule="auto"/>
     </w:pPr>
     <w:rPr>
-      <w:rFonts w:asciiTheme="majorHAnsi" w:eastAsiaTheme="majorEastAsia" w:hAnsiTheme="majorHAnsi" w:cstheme="majorBidi"/>
+      <w:rFonts/>
       <w:color w:val="000000" w:themeColor="text1"/>
     </w:rPr>
     <w:tblPr>
@@ -8400,7 +8240,7 @@
       <w:spacing w:after="0" w:line="240" w:lineRule="auto"/>
     </w:pPr>
     <w:rPr>
-      <w:rFonts w:asciiTheme="majorHAnsi" w:eastAsiaTheme="majorEastAsia" w:hAnsiTheme="majorHAnsi" w:cstheme="majorBidi"/>
+      <w:rFonts/>
       <w:color w:val="000000" w:themeColor="text1"/>
     </w:rPr>
     <w:tblPr>
@@ -8525,7 +8365,7 @@
       <w:spacing w:after="0" w:line="240" w:lineRule="auto"/>
     </w:pPr>
     <w:rPr>
-      <w:rFonts w:asciiTheme="majorHAnsi" w:eastAsiaTheme="majorEastAsia" w:hAnsiTheme="majorHAnsi" w:cstheme="majorBidi"/>
+      <w:rFonts/>
       <w:color w:val="000000" w:themeColor="text1"/>
     </w:rPr>
     <w:tblPr>
@@ -8650,7 +8490,7 @@
       <w:spacing w:after="0" w:line="240" w:lineRule="auto"/>
     </w:pPr>
     <w:rPr>
-      <w:rFonts w:asciiTheme="majorHAnsi" w:eastAsiaTheme="majorEastAsia" w:hAnsiTheme="majorHAnsi" w:cstheme="majorBidi"/>
+      <w:rFonts/>
       <w:color w:val="000000" w:themeColor="text1"/>
     </w:rPr>
     <w:tblPr>

--- a/az/discovery-articles/5.2 Kvant mexanikası.docx
+++ b/az/discovery-articles/5.2 Kvant mexanikası.docx
@@ -120,7 +120,7 @@
         <w:widowControl/>
       </w:pPr>
       <w:r>
-        <w:t>Kim kəşf edib və ya yaradıb</w:t>
+        <w:t xml:space="preserve">Kim yaradıb</w:t>
       </w:r>
     </w:p>
     <w:p>
@@ -217,7 +217,7 @@
         <w:rPr>
           <w:sz w:val="20"/>
         </w:rPr>
-        <w:t>A Kitablar və əsas elmi əsərlər</w:t>
+        <w:t>Kitablar və əsas elmi əsərlər</w:t>
       </w:r>
     </w:p>
     <w:p>
@@ -240,7 +240,7 @@
         <w:rPr>
           <w:sz w:val="20"/>
         </w:rPr>
-        <w:t>C Qurumların materialları və ensiklopedik mənbələr</w:t>
+        <w:t>Qurumların materialları və ensiklopedik mənbələr</w:t>
       </w:r>
     </w:p>
     <w:p>
